--- a/downloads/nayton-dokumentointipohjat.docx
+++ b/downloads/nayton-dokumentointipohjat.docx
@@ -1093,7 +1093,7 @@
                 <w:sz w:val="19"/>
                 <w:szCs w:val="19"/>
               </w:rPr>
-              <w:t xml:space="preserve">Asiakkaan alkuperäinen havainto (hänen sanoillaan)</w:t>
+              <w:t xml:space="preserve">Testaajan alkuperäinen havainto (hänen sanoillaan)</w:t>
             </w:r>
           </w:p>
         </w:tc>
@@ -1287,7 +1287,7 @@
           <w:sz w:val="21"/>
           <w:szCs w:val="21"/>
         </w:rPr>
-        <w:t xml:space="preserve">Asiakasta esittää pelikerhon ohjaaja tai opettaja. Erota aina asiakkaan sanat omasta tulkinnastasi.</w:t>
+        <w:t xml:space="preserve">Testaajat ovat ohjaaja ja vertaistestaaja. Erota aina testaajan sanat omasta tulkinnastasi.</w:t>
       </w:r>
     </w:p>
     <w:p>
@@ -3383,7 +3383,722 @@
           <w:bCs/>
           <w:color w:val="1B5E20"/>
         </w:rPr>
-        <w:t xml:space="preserve">6 · AI-lokin paperiversio</w:t>
+        <w:t xml:space="preserve">6 · Lisenssi- ja CREDITS-kirjaus (vko 46)</w:t>
+      </w:r>
+    </w:p>
+    <w:p>
+      <w:pPr>
+        <w:spacing w:after="160" w:before="0"/>
+      </w:pPr>
+      <w:r>
+        <w:rPr>
+          <w:sz w:val="21"/>
+          <w:szCs w:val="21"/>
+        </w:rPr>
+        <w:t xml:space="preserve">Paketin oma lisenssi: ____________________  ·  sovittu ohjaajan kanssa (pvm): ____________</w:t>
+      </w:r>
+    </w:p>
+    <w:tbl>
+      <w:tblPr>
+        <w:tblW w:type="dxa" w:w="9638"/>
+        <w:tblBorders>
+          <w:top w:val="single" w:color="auto" w:sz="4"/>
+          <w:left w:val="single" w:color="auto" w:sz="4"/>
+          <w:bottom w:val="single" w:color="auto" w:sz="4"/>
+          <w:right w:val="single" w:color="auto" w:sz="4"/>
+          <w:insideH w:val="single" w:color="auto" w:sz="4"/>
+          <w:insideV w:val="single" w:color="auto" w:sz="4"/>
+        </w:tblBorders>
+      </w:tblPr>
+      <w:tblGrid>
+        <w:gridCol w:w="3000"/>
+        <w:gridCol w:w="3400"/>
+        <w:gridCol w:w="3238"/>
+      </w:tblGrid>
+      <w:tr>
+        <w:trPr>
+          <w:tblHeader/>
+        </w:trPr>
+        <w:tc>
+          <w:tcPr>
+            <w:tcW w:type="dxa" w:w="3000"/>
+            <w:shd w:fill="E8F5E9" w:val="clear"/>
+            <w:tcMar>
+              <w:top w:type="dxa" w:w="60"/>
+              <w:left w:type="dxa" w:w="100"/>
+              <w:bottom w:type="dxa" w:w="60"/>
+              <w:right w:type="dxa" w:w="100"/>
+            </w:tcMar>
+          </w:tcPr>
+          <w:p>
+            <w:pPr>
+              <w:spacing w:after="0"/>
+            </w:pPr>
+            <w:r>
+              <w:rPr>
+                <w:b/>
+                <w:bCs/>
+                <w:sz w:val="19"/>
+                <w:szCs w:val="19"/>
+              </w:rPr>
+              <w:t xml:space="preserve">Tiedosto tai asset</w:t>
+            </w:r>
+          </w:p>
+        </w:tc>
+        <w:tc>
+          <w:tcPr>
+            <w:tcW w:type="dxa" w:w="3400"/>
+            <w:shd w:fill="E8F5E9" w:val="clear"/>
+            <w:tcMar>
+              <w:top w:type="dxa" w:w="60"/>
+              <w:left w:type="dxa" w:w="100"/>
+              <w:bottom w:type="dxa" w:w="60"/>
+              <w:right w:type="dxa" w:w="100"/>
+            </w:tcMar>
+          </w:tcPr>
+          <w:p>
+            <w:pPr>
+              <w:spacing w:after="0"/>
+            </w:pPr>
+            <w:r>
+              <w:rPr>
+                <w:b/>
+                <w:bCs/>
+                <w:sz w:val="19"/>
+                <w:szCs w:val="19"/>
+              </w:rPr>
+              <w:t xml:space="preserve">Lähde: itse tehty vai mistä?</w:t>
+            </w:r>
+          </w:p>
+        </w:tc>
+        <w:tc>
+          <w:tcPr>
+            <w:tcW w:type="dxa" w:w="3238"/>
+            <w:shd w:fill="E8F5E9" w:val="clear"/>
+            <w:tcMar>
+              <w:top w:type="dxa" w:w="60"/>
+              <w:left w:type="dxa" w:w="100"/>
+              <w:bottom w:type="dxa" w:w="60"/>
+              <w:right w:type="dxa" w:w="100"/>
+            </w:tcMar>
+          </w:tcPr>
+          <w:p>
+            <w:pPr>
+              <w:spacing w:after="0"/>
+            </w:pPr>
+            <w:r>
+              <w:rPr>
+                <w:b/>
+                <w:bCs/>
+                <w:sz w:val="19"/>
+                <w:szCs w:val="19"/>
+              </w:rPr>
+              <w:t xml:space="preserve">Lisenssi ja salliiko uudelleenjulkaisun</w:t>
+            </w:r>
+          </w:p>
+        </w:tc>
+      </w:tr>
+      <w:tr>
+        <w:tc>
+          <w:tcPr>
+            <w:tcW w:type="dxa" w:w="3000"/>
+            <w:tcMar>
+              <w:top w:type="dxa" w:w="60"/>
+              <w:left w:type="dxa" w:w="100"/>
+              <w:bottom w:type="dxa" w:w="60"/>
+              <w:right w:type="dxa" w:w="100"/>
+            </w:tcMar>
+          </w:tcPr>
+          <w:p>
+            <w:pPr>
+              <w:spacing w:after="0"/>
+            </w:pPr>
+            <w:r>
+              <w:rPr>
+                <w:sz w:val="19"/>
+                <w:szCs w:val="19"/>
+              </w:rPr>
+              <w:t xml:space="preserve"/>
+            </w:r>
+          </w:p>
+        </w:tc>
+        <w:tc>
+          <w:tcPr>
+            <w:tcW w:type="dxa" w:w="3400"/>
+            <w:tcMar>
+              <w:top w:type="dxa" w:w="60"/>
+              <w:left w:type="dxa" w:w="100"/>
+              <w:bottom w:type="dxa" w:w="60"/>
+              <w:right w:type="dxa" w:w="100"/>
+            </w:tcMar>
+          </w:tcPr>
+          <w:p>
+            <w:pPr>
+              <w:spacing w:after="0"/>
+            </w:pPr>
+            <w:r>
+              <w:rPr>
+                <w:sz w:val="19"/>
+                <w:szCs w:val="19"/>
+              </w:rPr>
+              <w:t xml:space="preserve"/>
+            </w:r>
+          </w:p>
+        </w:tc>
+        <w:tc>
+          <w:tcPr>
+            <w:tcW w:type="dxa" w:w="3238"/>
+            <w:tcMar>
+              <w:top w:type="dxa" w:w="60"/>
+              <w:left w:type="dxa" w:w="100"/>
+              <w:bottom w:type="dxa" w:w="60"/>
+              <w:right w:type="dxa" w:w="100"/>
+            </w:tcMar>
+          </w:tcPr>
+          <w:p>
+            <w:pPr>
+              <w:spacing w:after="0"/>
+            </w:pPr>
+            <w:r>
+              <w:rPr>
+                <w:sz w:val="19"/>
+                <w:szCs w:val="19"/>
+              </w:rPr>
+              <w:t xml:space="preserve"/>
+            </w:r>
+          </w:p>
+        </w:tc>
+      </w:tr>
+      <w:tr>
+        <w:tc>
+          <w:tcPr>
+            <w:tcW w:type="dxa" w:w="3000"/>
+            <w:tcMar>
+              <w:top w:type="dxa" w:w="60"/>
+              <w:left w:type="dxa" w:w="100"/>
+              <w:bottom w:type="dxa" w:w="60"/>
+              <w:right w:type="dxa" w:w="100"/>
+            </w:tcMar>
+          </w:tcPr>
+          <w:p>
+            <w:pPr>
+              <w:spacing w:after="0"/>
+            </w:pPr>
+            <w:r>
+              <w:rPr>
+                <w:sz w:val="19"/>
+                <w:szCs w:val="19"/>
+              </w:rPr>
+              <w:t xml:space="preserve"/>
+            </w:r>
+          </w:p>
+        </w:tc>
+        <w:tc>
+          <w:tcPr>
+            <w:tcW w:type="dxa" w:w="3400"/>
+            <w:tcMar>
+              <w:top w:type="dxa" w:w="60"/>
+              <w:left w:type="dxa" w:w="100"/>
+              <w:bottom w:type="dxa" w:w="60"/>
+              <w:right w:type="dxa" w:w="100"/>
+            </w:tcMar>
+          </w:tcPr>
+          <w:p>
+            <w:pPr>
+              <w:spacing w:after="0"/>
+            </w:pPr>
+            <w:r>
+              <w:rPr>
+                <w:sz w:val="19"/>
+                <w:szCs w:val="19"/>
+              </w:rPr>
+              <w:t xml:space="preserve"/>
+            </w:r>
+          </w:p>
+        </w:tc>
+        <w:tc>
+          <w:tcPr>
+            <w:tcW w:type="dxa" w:w="3238"/>
+            <w:tcMar>
+              <w:top w:type="dxa" w:w="60"/>
+              <w:left w:type="dxa" w:w="100"/>
+              <w:bottom w:type="dxa" w:w="60"/>
+              <w:right w:type="dxa" w:w="100"/>
+            </w:tcMar>
+          </w:tcPr>
+          <w:p>
+            <w:pPr>
+              <w:spacing w:after="0"/>
+            </w:pPr>
+            <w:r>
+              <w:rPr>
+                <w:sz w:val="19"/>
+                <w:szCs w:val="19"/>
+              </w:rPr>
+              <w:t xml:space="preserve"/>
+            </w:r>
+          </w:p>
+        </w:tc>
+      </w:tr>
+      <w:tr>
+        <w:tc>
+          <w:tcPr>
+            <w:tcW w:type="dxa" w:w="3000"/>
+            <w:tcMar>
+              <w:top w:type="dxa" w:w="60"/>
+              <w:left w:type="dxa" w:w="100"/>
+              <w:bottom w:type="dxa" w:w="60"/>
+              <w:right w:type="dxa" w:w="100"/>
+            </w:tcMar>
+          </w:tcPr>
+          <w:p>
+            <w:pPr>
+              <w:spacing w:after="0"/>
+            </w:pPr>
+            <w:r>
+              <w:rPr>
+                <w:sz w:val="19"/>
+                <w:szCs w:val="19"/>
+              </w:rPr>
+              <w:t xml:space="preserve"/>
+            </w:r>
+          </w:p>
+        </w:tc>
+        <w:tc>
+          <w:tcPr>
+            <w:tcW w:type="dxa" w:w="3400"/>
+            <w:tcMar>
+              <w:top w:type="dxa" w:w="60"/>
+              <w:left w:type="dxa" w:w="100"/>
+              <w:bottom w:type="dxa" w:w="60"/>
+              <w:right w:type="dxa" w:w="100"/>
+            </w:tcMar>
+          </w:tcPr>
+          <w:p>
+            <w:pPr>
+              <w:spacing w:after="0"/>
+            </w:pPr>
+            <w:r>
+              <w:rPr>
+                <w:sz w:val="19"/>
+                <w:szCs w:val="19"/>
+              </w:rPr>
+              <w:t xml:space="preserve"/>
+            </w:r>
+          </w:p>
+        </w:tc>
+        <w:tc>
+          <w:tcPr>
+            <w:tcW w:type="dxa" w:w="3238"/>
+            <w:tcMar>
+              <w:top w:type="dxa" w:w="60"/>
+              <w:left w:type="dxa" w:w="100"/>
+              <w:bottom w:type="dxa" w:w="60"/>
+              <w:right w:type="dxa" w:w="100"/>
+            </w:tcMar>
+          </w:tcPr>
+          <w:p>
+            <w:pPr>
+              <w:spacing w:after="0"/>
+            </w:pPr>
+            <w:r>
+              <w:rPr>
+                <w:sz w:val="19"/>
+                <w:szCs w:val="19"/>
+              </w:rPr>
+              <w:t xml:space="preserve"/>
+            </w:r>
+          </w:p>
+        </w:tc>
+      </w:tr>
+      <w:tr>
+        <w:tc>
+          <w:tcPr>
+            <w:tcW w:type="dxa" w:w="3000"/>
+            <w:tcMar>
+              <w:top w:type="dxa" w:w="60"/>
+              <w:left w:type="dxa" w:w="100"/>
+              <w:bottom w:type="dxa" w:w="60"/>
+              <w:right w:type="dxa" w:w="100"/>
+            </w:tcMar>
+          </w:tcPr>
+          <w:p>
+            <w:pPr>
+              <w:spacing w:after="0"/>
+            </w:pPr>
+            <w:r>
+              <w:rPr>
+                <w:sz w:val="19"/>
+                <w:szCs w:val="19"/>
+              </w:rPr>
+              <w:t xml:space="preserve"/>
+            </w:r>
+          </w:p>
+        </w:tc>
+        <w:tc>
+          <w:tcPr>
+            <w:tcW w:type="dxa" w:w="3400"/>
+            <w:tcMar>
+              <w:top w:type="dxa" w:w="60"/>
+              <w:left w:type="dxa" w:w="100"/>
+              <w:bottom w:type="dxa" w:w="60"/>
+              <w:right w:type="dxa" w:w="100"/>
+            </w:tcMar>
+          </w:tcPr>
+          <w:p>
+            <w:pPr>
+              <w:spacing w:after="0"/>
+            </w:pPr>
+            <w:r>
+              <w:rPr>
+                <w:sz w:val="19"/>
+                <w:szCs w:val="19"/>
+              </w:rPr>
+              <w:t xml:space="preserve"/>
+            </w:r>
+          </w:p>
+        </w:tc>
+        <w:tc>
+          <w:tcPr>
+            <w:tcW w:type="dxa" w:w="3238"/>
+            <w:tcMar>
+              <w:top w:type="dxa" w:w="60"/>
+              <w:left w:type="dxa" w:w="100"/>
+              <w:bottom w:type="dxa" w:w="60"/>
+              <w:right w:type="dxa" w:w="100"/>
+            </w:tcMar>
+          </w:tcPr>
+          <w:p>
+            <w:pPr>
+              <w:spacing w:after="0"/>
+            </w:pPr>
+            <w:r>
+              <w:rPr>
+                <w:sz w:val="19"/>
+                <w:szCs w:val="19"/>
+              </w:rPr>
+              <w:t xml:space="preserve"/>
+            </w:r>
+          </w:p>
+        </w:tc>
+      </w:tr>
+      <w:tr>
+        <w:tc>
+          <w:tcPr>
+            <w:tcW w:type="dxa" w:w="3000"/>
+            <w:tcMar>
+              <w:top w:type="dxa" w:w="60"/>
+              <w:left w:type="dxa" w:w="100"/>
+              <w:bottom w:type="dxa" w:w="60"/>
+              <w:right w:type="dxa" w:w="100"/>
+            </w:tcMar>
+          </w:tcPr>
+          <w:p>
+            <w:pPr>
+              <w:spacing w:after="0"/>
+            </w:pPr>
+            <w:r>
+              <w:rPr>
+                <w:sz w:val="19"/>
+                <w:szCs w:val="19"/>
+              </w:rPr>
+              <w:t xml:space="preserve"/>
+            </w:r>
+          </w:p>
+        </w:tc>
+        <w:tc>
+          <w:tcPr>
+            <w:tcW w:type="dxa" w:w="3400"/>
+            <w:tcMar>
+              <w:top w:type="dxa" w:w="60"/>
+              <w:left w:type="dxa" w:w="100"/>
+              <w:bottom w:type="dxa" w:w="60"/>
+              <w:right w:type="dxa" w:w="100"/>
+            </w:tcMar>
+          </w:tcPr>
+          <w:p>
+            <w:pPr>
+              <w:spacing w:after="0"/>
+            </w:pPr>
+            <w:r>
+              <w:rPr>
+                <w:sz w:val="19"/>
+                <w:szCs w:val="19"/>
+              </w:rPr>
+              <w:t xml:space="preserve"/>
+            </w:r>
+          </w:p>
+        </w:tc>
+        <w:tc>
+          <w:tcPr>
+            <w:tcW w:type="dxa" w:w="3238"/>
+            <w:tcMar>
+              <w:top w:type="dxa" w:w="60"/>
+              <w:left w:type="dxa" w:w="100"/>
+              <w:bottom w:type="dxa" w:w="60"/>
+              <w:right w:type="dxa" w:w="100"/>
+            </w:tcMar>
+          </w:tcPr>
+          <w:p>
+            <w:pPr>
+              <w:spacing w:after="0"/>
+            </w:pPr>
+            <w:r>
+              <w:rPr>
+                <w:sz w:val="19"/>
+                <w:szCs w:val="19"/>
+              </w:rPr>
+              <w:t xml:space="preserve"/>
+            </w:r>
+          </w:p>
+        </w:tc>
+      </w:tr>
+      <w:tr>
+        <w:tc>
+          <w:tcPr>
+            <w:tcW w:type="dxa" w:w="3000"/>
+            <w:tcMar>
+              <w:top w:type="dxa" w:w="60"/>
+              <w:left w:type="dxa" w:w="100"/>
+              <w:bottom w:type="dxa" w:w="60"/>
+              <w:right w:type="dxa" w:w="100"/>
+            </w:tcMar>
+          </w:tcPr>
+          <w:p>
+            <w:pPr>
+              <w:spacing w:after="0"/>
+            </w:pPr>
+            <w:r>
+              <w:rPr>
+                <w:sz w:val="19"/>
+                <w:szCs w:val="19"/>
+              </w:rPr>
+              <w:t xml:space="preserve"/>
+            </w:r>
+          </w:p>
+        </w:tc>
+        <w:tc>
+          <w:tcPr>
+            <w:tcW w:type="dxa" w:w="3400"/>
+            <w:tcMar>
+              <w:top w:type="dxa" w:w="60"/>
+              <w:left w:type="dxa" w:w="100"/>
+              <w:bottom w:type="dxa" w:w="60"/>
+              <w:right w:type="dxa" w:w="100"/>
+            </w:tcMar>
+          </w:tcPr>
+          <w:p>
+            <w:pPr>
+              <w:spacing w:after="0"/>
+            </w:pPr>
+            <w:r>
+              <w:rPr>
+                <w:sz w:val="19"/>
+                <w:szCs w:val="19"/>
+              </w:rPr>
+              <w:t xml:space="preserve"/>
+            </w:r>
+          </w:p>
+        </w:tc>
+        <w:tc>
+          <w:tcPr>
+            <w:tcW w:type="dxa" w:w="3238"/>
+            <w:tcMar>
+              <w:top w:type="dxa" w:w="60"/>
+              <w:left w:type="dxa" w:w="100"/>
+              <w:bottom w:type="dxa" w:w="60"/>
+              <w:right w:type="dxa" w:w="100"/>
+            </w:tcMar>
+          </w:tcPr>
+          <w:p>
+            <w:pPr>
+              <w:spacing w:after="0"/>
+            </w:pPr>
+            <w:r>
+              <w:rPr>
+                <w:sz w:val="19"/>
+                <w:szCs w:val="19"/>
+              </w:rPr>
+              <w:t xml:space="preserve"/>
+            </w:r>
+          </w:p>
+        </w:tc>
+      </w:tr>
+      <w:tr>
+        <w:tc>
+          <w:tcPr>
+            <w:tcW w:type="dxa" w:w="3000"/>
+            <w:tcMar>
+              <w:top w:type="dxa" w:w="60"/>
+              <w:left w:type="dxa" w:w="100"/>
+              <w:bottom w:type="dxa" w:w="60"/>
+              <w:right w:type="dxa" w:w="100"/>
+            </w:tcMar>
+          </w:tcPr>
+          <w:p>
+            <w:pPr>
+              <w:spacing w:after="0"/>
+            </w:pPr>
+            <w:r>
+              <w:rPr>
+                <w:sz w:val="19"/>
+                <w:szCs w:val="19"/>
+              </w:rPr>
+              <w:t xml:space="preserve"/>
+            </w:r>
+          </w:p>
+        </w:tc>
+        <w:tc>
+          <w:tcPr>
+            <w:tcW w:type="dxa" w:w="3400"/>
+            <w:tcMar>
+              <w:top w:type="dxa" w:w="60"/>
+              <w:left w:type="dxa" w:w="100"/>
+              <w:bottom w:type="dxa" w:w="60"/>
+              <w:right w:type="dxa" w:w="100"/>
+            </w:tcMar>
+          </w:tcPr>
+          <w:p>
+            <w:pPr>
+              <w:spacing w:after="0"/>
+            </w:pPr>
+            <w:r>
+              <w:rPr>
+                <w:sz w:val="19"/>
+                <w:szCs w:val="19"/>
+              </w:rPr>
+              <w:t xml:space="preserve"/>
+            </w:r>
+          </w:p>
+        </w:tc>
+        <w:tc>
+          <w:tcPr>
+            <w:tcW w:type="dxa" w:w="3238"/>
+            <w:tcMar>
+              <w:top w:type="dxa" w:w="60"/>
+              <w:left w:type="dxa" w:w="100"/>
+              <w:bottom w:type="dxa" w:w="60"/>
+              <w:right w:type="dxa" w:w="100"/>
+            </w:tcMar>
+          </w:tcPr>
+          <w:p>
+            <w:pPr>
+              <w:spacing w:after="0"/>
+            </w:pPr>
+            <w:r>
+              <w:rPr>
+                <w:sz w:val="19"/>
+                <w:szCs w:val="19"/>
+              </w:rPr>
+              <w:t xml:space="preserve"/>
+            </w:r>
+          </w:p>
+        </w:tc>
+      </w:tr>
+      <w:tr>
+        <w:tc>
+          <w:tcPr>
+            <w:tcW w:type="dxa" w:w="3000"/>
+            <w:tcMar>
+              <w:top w:type="dxa" w:w="60"/>
+              <w:left w:type="dxa" w:w="100"/>
+              <w:bottom w:type="dxa" w:w="60"/>
+              <w:right w:type="dxa" w:w="100"/>
+            </w:tcMar>
+          </w:tcPr>
+          <w:p>
+            <w:pPr>
+              <w:spacing w:after="0"/>
+            </w:pPr>
+            <w:r>
+              <w:rPr>
+                <w:sz w:val="19"/>
+                <w:szCs w:val="19"/>
+              </w:rPr>
+              <w:t xml:space="preserve"/>
+            </w:r>
+          </w:p>
+        </w:tc>
+        <w:tc>
+          <w:tcPr>
+            <w:tcW w:type="dxa" w:w="3400"/>
+            <w:tcMar>
+              <w:top w:type="dxa" w:w="60"/>
+              <w:left w:type="dxa" w:w="100"/>
+              <w:bottom w:type="dxa" w:w="60"/>
+              <w:right w:type="dxa" w:w="100"/>
+            </w:tcMar>
+          </w:tcPr>
+          <w:p>
+            <w:pPr>
+              <w:spacing w:after="0"/>
+            </w:pPr>
+            <w:r>
+              <w:rPr>
+                <w:sz w:val="19"/>
+                <w:szCs w:val="19"/>
+              </w:rPr>
+              <w:t xml:space="preserve"/>
+            </w:r>
+          </w:p>
+        </w:tc>
+        <w:tc>
+          <w:tcPr>
+            <w:tcW w:type="dxa" w:w="3238"/>
+            <w:tcMar>
+              <w:top w:type="dxa" w:w="60"/>
+              <w:left w:type="dxa" w:w="100"/>
+              <w:bottom w:type="dxa" w:w="60"/>
+              <w:right w:type="dxa" w:w="100"/>
+            </w:tcMar>
+          </w:tcPr>
+          <w:p>
+            <w:pPr>
+              <w:spacing w:after="0"/>
+            </w:pPr>
+            <w:r>
+              <w:rPr>
+                <w:sz w:val="19"/>
+                <w:szCs w:val="19"/>
+              </w:rPr>
+              <w:t xml:space="preserve"/>
+            </w:r>
+          </w:p>
+        </w:tc>
+      </w:tr>
+    </w:tbl>
+    <w:p>
+      <w:pPr>
+        <w:spacing w:after="120" w:before="120"/>
+      </w:pPr>
+      <w:r>
+        <w:rPr>
+          <w:i/>
+          <w:iCs/>
+          <w:color w:val="555555"/>
+          <w:sz w:val="21"/>
+          <w:szCs w:val="21"/>
+        </w:rPr>
+        <w:t xml:space="preserve">Siirrä tämän taulukon sisältö CREDITS-tiedostoon repositoryyn. Jos kaikki on itse tehtyä, kirjaa se yhdellä rivillä.</w:t>
+      </w:r>
+    </w:p>
+    <w:p>
+      <w:r>
+        <w:br w:type="page"/>
+      </w:r>
+    </w:p>
+    <w:p>
+      <w:pPr>
+        <w:pStyle w:val="Heading1"/>
+        <w:spacing w:after="160" w:before="320"/>
+      </w:pPr>
+      <w:r>
+        <w:rPr>
+          <w:b/>
+          <w:bCs/>
+          <w:color w:val="1B5E20"/>
+        </w:rPr>
+        <w:t xml:space="preserve">7 · AI-lokin paperiversio</w:t>
       </w:r>
     </w:p>
     <w:p>
